--- a/lib/templates/meeting-minutes-template.docx
+++ b/lib/templates/meeting-minutes-template.docx
@@ -458,6 +458,46 @@
         <w:spacing w:line="276" w:lineRule="auto"/>
         <w:rPr>
           <w:rFonts w:ascii="Georgia" w:eastAsia="Georgia" w:hAnsi="Georgia" w:cs="Georgia"/>
+        </w:rPr>
+      </w:pPr>
+      <w:r>
+        <w:rPr>
+          <w:rFonts w:ascii="Georgia" w:eastAsia="Georgia" w:hAnsi="Georgia" w:cs="Georgia"/>
+          <w:b/>
+          <w:bCs/>
+        </w:rPr>
+        <w:t xml:space="preserve">Total Members: </w:t>
+      </w:r>
+      <w:r>
+        <w:rPr>
+          <w:rFonts w:ascii="Georgia" w:eastAsia="Georgia" w:hAnsi="Georgia" w:cs="Georgia"/>
+          <w:b/>
+          <w:bCs/>
+        </w:rPr>
+        <w:t xml:space="preserve">   Quorum Eligible: </w:t>
+      </w:r>
+      <w:r>
+        <w:rPr>
+          <w:rFonts w:ascii="Georgia" w:eastAsia="Georgia" w:hAnsi="Georgia" w:cs="Georgia"/>
+          <w:b/>
+          <w:bCs/>
+        </w:rPr>
+        <w:t xml:space="preserve">   Quorum Required: </w:t>
+      </w:r>
+      <w:r>
+        <w:rPr>
+          <w:rFonts w:ascii="Georgia" w:eastAsia="Georgia" w:hAnsi="Georgia" w:cs="Georgia"/>
+          <w:b/>
+          <w:bCs/>
+        </w:rPr>
+        <w:t xml:space="preserve">   Members in Attendance: </w:t>
+      </w:r>
+    </w:p>
+    <w:p>
+      <w:pPr>
+        <w:spacing w:line="276" w:lineRule="auto"/>
+        <w:rPr>
+          <w:rFonts w:ascii="Georgia" w:eastAsia="Georgia" w:hAnsi="Georgia" w:cs="Georgia"/>
           <w:b/>
           <w:bCs/>
         </w:rPr>
@@ -846,6 +886,22 @@
     </w:p>
     <w:p>
       <w:pPr>
+        <w:spacing w:line="276" w:lineRule="auto"/>
+        <w:rPr>
+          <w:rFonts w:ascii="Georgia" w:eastAsia="Georgia" w:hAnsi="Georgia" w:cs="Georgia"/>
+        </w:rPr>
+      </w:pPr>
+      <w:r>
+        <w:rPr>
+          <w:rFonts w:ascii="Georgia" w:eastAsia="Georgia" w:hAnsi="Georgia" w:cs="Georgia"/>
+          <w:b/>
+          <w:bCs/>
+        </w:rPr>
+        <w:t xml:space="preserve">Chapter Balance: </w:t>
+      </w:r>
+    </w:p>
+    <w:p>
+      <w:pPr>
         <w:rPr>
           <w:rFonts w:ascii="Georgia" w:eastAsia="Georgia" w:hAnsi="Georgia" w:cs="Georgia"/>
         </w:rPr>
@@ -866,6 +922,30 @@
           <w:rFonts w:ascii="Georgia" w:eastAsia="Georgia" w:hAnsi="Georgia" w:cs="Georgia"/>
         </w:rPr>
         <w:t xml:space="preserve">VP of Communications </w:t>
+      </w:r>
+      <w:r>
+        <w:rPr>
+          <w:rFonts w:ascii="Georgia" w:eastAsia="Georgia" w:hAnsi="Georgia" w:cs="Georgia"/>
+          <w:color w:val="FF0000"/>
+        </w:rPr>
+        <w:t>()</w:t>
+      </w:r>
+    </w:p>
+    <w:p>
+      <w:pPr>
+        <w:numPr>
+          <w:ilvl w:val="1"/>
+          <w:numId w:val="1"/>
+        </w:numPr>
+        <w:rPr>
+          <w:rFonts w:ascii="Georgia" w:eastAsia="Georgia" w:hAnsi="Georgia" w:cs="Georgia"/>
+        </w:rPr>
+      </w:pPr>
+      <w:r>
+        <w:rPr>
+          <w:rFonts w:ascii="Georgia" w:eastAsia="Georgia" w:hAnsi="Georgia" w:cs="Georgia"/>
+        </w:rPr>
+        <w:t xml:space="preserve">Auditor </w:t>
       </w:r>
       <w:r>
         <w:rPr>
